--- a/Gestion/1.1.2 Documento de registro de definición e identificación del proyecto.docx
+++ b/Gestion/1.1.2 Documento de registro de definición e identificación del proyecto.docx
@@ -4663,7 +4663,7 @@
                 <w:szCs w:val="20"/>
                 <w:rtl w:val="0"/>
               </w:rPr>
-              <w:t xml:space="preserve"> (Full-Stack &amp; AI Specialist): Responsable del desarrollo frontend (Next.js + Tailwind CSS), implementación del asistente LOY (arquitectura RAG con pgvector), Web Spider automatizado, interfaz conversacional y experiencia de usuario.</w:t>
+              <w:t xml:space="preserve"> (Full-Stack &amp; AI Specialist): Responsable del desarrollo frontend (React 18 + Vite + Tailwind CSS), implementación del asistente LOY (arquitectura RAG con pgvector), Web Spider automatizado, interfaz conversacional y experiencia de usuario.</w:t>
             </w:r>
           </w:p>
           <w:p>
@@ -5183,7 +5183,7 @@
                 <w:szCs w:val="20"/>
                 <w:rtl w:val="0"/>
               </w:rPr>
-              <w:t xml:space="preserve">Python (Web Spider y procesos de procesamiento de datos)</w:t>
+              <w:t xml:space="preserve">TypeScript/Deno (Web Spider) y JavaScript (scripts de procesamiento de datos)</w:t>
             </w:r>
           </w:p>
           <w:p>
@@ -5242,7 +5242,7 @@
                 <w:szCs w:val="20"/>
                 <w:rtl w:val="0"/>
               </w:rPr>
-              <w:t xml:space="preserve">: Next.js 15 + Tailwind CSS (diseño mobile-first y accesibilidad WCAG 2.1 AA)</w:t>
+              <w:t xml:space="preserve">: React 18 + Vite 6.3.5 + Tailwind CSS v4.1.12 (diseño mobile-first y accesibilidad WCAG 2.1 AA)</w:t>
             </w:r>
           </w:p>
           <w:p>
@@ -5312,7 +5312,7 @@
                 <w:szCs w:val="20"/>
                 <w:rtl w:val="0"/>
               </w:rPr>
-              <w:t xml:space="preserve">: GPT-4o mini + pgvector (embeddings y búsqueda semántica) + Sentence Transformers</w:t>
+              <w:t xml:space="preserve">: GPT-4o mini + pgvector (embeddings hash-based locales y búsqueda semántica)</w:t>
             </w:r>
           </w:p>
           <w:p>
@@ -7769,7 +7769,7 @@
                 <w:szCs w:val="18"/>
                 <w:rtl w:val="0"/>
               </w:rPr>
-              <w:t xml:space="preserve">Python, Supabase Edge Functions</w:t>
+              <w:t xml:space="preserve">TypeScript (Deno), Supabase Edge Functions</w:t>
             </w:r>
           </w:p>
         </w:tc>
@@ -7986,7 +7986,7 @@
                 <w:szCs w:val="18"/>
                 <w:rtl w:val="0"/>
               </w:rPr>
-              <w:t xml:space="preserve">Python, GPT-4o mini, pgvector</w:t>
+              <w:t xml:space="preserve">TypeScript (Deno), GPT-4o mini, pgvector</w:t>
             </w:r>
           </w:p>
         </w:tc>
@@ -9186,15 +9186,18 @@
                 <w:szCs w:val="22"/>
               </w:rPr>
             </w:pPr>
-            <w:r>
-              <w:rPr>
-                <w:rFonts w:ascii="Calibri" w:cs="Calibri" w:eastAsia="Calibri" w:hAnsi="Calibri"/>
-                <w:sz w:val="22"/>
-                <w:szCs w:val="22"/>
-                <w:rtl w:val="0"/>
-              </w:rPr>
-              <w:t xml:space="preserve">-</w:t>
-            </w:r>
+            <w:hyperlink r:id="rId16" w:history="1">
+              <w:r>
+                <w:rPr>
+                  <w:rStyle w:val="Hipervnculo"/>
+                  <w:rFonts w:ascii="Calibri" w:cs="Calibri" w:eastAsia="Calibri" w:hAnsi="Calibri"/>
+                  <w:sz w:val="22"/>
+                  <w:szCs w:val="22"/>
+                  <w:rtl w:val="0"/>
+                </w:rPr>
+                <w:t xml:space="preserve">diagrama de espina de pescado.pdf</w:t>
+              </w:r>
+            </w:hyperlink>
           </w:p>
         </w:tc>
       </w:tr>
@@ -9329,15 +9332,18 @@
                 <w:szCs w:val="22"/>
               </w:rPr>
             </w:pPr>
-            <w:r>
-              <w:rPr>
-                <w:rFonts w:ascii="Calibri" w:cs="Calibri" w:eastAsia="Calibri" w:hAnsi="Calibri"/>
-                <w:sz w:val="22"/>
-                <w:szCs w:val="22"/>
-                <w:rtl w:val="0"/>
-              </w:rPr>
-              <w:t xml:space="preserve">-</w:t>
-            </w:r>
+            <w:hyperlink r:id="rId17" w:history="1">
+              <w:r>
+                <w:rPr>
+                  <w:rStyle w:val="Hipervnculo"/>
+                  <w:rFonts w:ascii="Calibri" w:cs="Calibri" w:eastAsia="Calibri" w:hAnsi="Calibri"/>
+                  <w:sz w:val="22"/>
+                  <w:szCs w:val="22"/>
+                  <w:rtl w:val="0"/>
+                </w:rPr>
+                <w:t xml:space="preserve">Especificación de Requerimientos de Software (ERS).docx</w:t>
+              </w:r>
+            </w:hyperlink>
           </w:p>
         </w:tc>
       </w:tr>
@@ -9472,15 +9478,18 @@
                 <w:szCs w:val="22"/>
               </w:rPr>
             </w:pPr>
-            <w:r>
-              <w:rPr>
-                <w:rFonts w:ascii="Calibri" w:cs="Calibri" w:eastAsia="Calibri" w:hAnsi="Calibri"/>
-                <w:sz w:val="22"/>
-                <w:szCs w:val="22"/>
-                <w:rtl w:val="0"/>
-              </w:rPr>
-              <w:t xml:space="preserve">-</w:t>
-            </w:r>
+            <w:hyperlink r:id="rId13" w:history="1">
+              <w:r>
+                <w:rPr>
+                  <w:rStyle w:val="Hipervnculo"/>
+                  <w:rFonts w:ascii="Calibri" w:cs="Calibri" w:eastAsia="Calibri" w:hAnsi="Calibri"/>
+                  <w:sz w:val="22"/>
+                  <w:szCs w:val="22"/>
+                  <w:rtl w:val="0"/>
+                </w:rPr>
+                <w:t xml:space="preserve">Documento de Registro de Definición.docx</w:t>
+              </w:r>
+            </w:hyperlink>
           </w:p>
         </w:tc>
       </w:tr>
@@ -9615,15 +9624,18 @@
                 <w:szCs w:val="22"/>
               </w:rPr>
             </w:pPr>
-            <w:r>
-              <w:rPr>
-                <w:rFonts w:ascii="Calibri" w:cs="Calibri" w:eastAsia="Calibri" w:hAnsi="Calibri"/>
-                <w:sz w:val="22"/>
-                <w:szCs w:val="22"/>
-                <w:rtl w:val="0"/>
-              </w:rPr>
-              <w:t xml:space="preserve">-</w:t>
-            </w:r>
+            <w:hyperlink r:id="rId18" w:history="1">
+              <w:r>
+                <w:rPr>
+                  <w:rStyle w:val="Hipervnculo"/>
+                  <w:rFonts w:ascii="Calibri" w:cs="Calibri" w:eastAsia="Calibri" w:hAnsi="Calibri"/>
+                  <w:sz w:val="22"/>
+                  <w:szCs w:val="22"/>
+                  <w:rtl w:val="0"/>
+                </w:rPr>
+                <w:t xml:space="preserve">Tabla de homologación.xlsx</w:t>
+              </w:r>
+            </w:hyperlink>
           </w:p>
         </w:tc>
       </w:tr>
@@ -9758,6 +9770,18 @@
                 <w:szCs w:val="22"/>
               </w:rPr>
             </w:pPr>
+            <w:hyperlink r:id="rId19" w:history="1">
+              <w:r>
+                <w:rPr>
+                  <w:rStyle w:val="Hipervnculo"/>
+                  <w:rFonts w:ascii="Calibri" w:cs="Calibri" w:eastAsia="Calibri" w:hAnsi="Calibri"/>
+                  <w:sz w:val="22"/>
+                  <w:szCs w:val="22"/>
+                  <w:rtl w:val="0"/>
+                </w:rPr>
+                <w:t xml:space="preserve">Mapa mental.png</w:t>
+              </w:r>
+            </w:hyperlink>
             <w:r>
               <w:rPr>
                 <w:rFonts w:ascii="Calibri" w:cs="Calibri" w:eastAsia="Calibri" w:hAnsi="Calibri"/>
@@ -9765,8 +9789,20 @@
                 <w:szCs w:val="22"/>
                 <w:rtl w:val="0"/>
               </w:rPr>
-              <w:t xml:space="preserve">-</w:t>
-            </w:r>
+              <w:t xml:space="preserve"> y </w:t>
+            </w:r>
+            <w:hyperlink r:id="rId20" w:history="1">
+              <w:r>
+                <w:rPr>
+                  <w:rStyle w:val="Hipervnculo"/>
+                  <w:rFonts w:ascii="Calibri" w:cs="Calibri" w:eastAsia="Calibri" w:hAnsi="Calibri"/>
+                  <w:sz w:val="22"/>
+                  <w:szCs w:val="22"/>
+                  <w:rtl w:val="0"/>
+                </w:rPr>
+                <w:t xml:space="preserve">Mapa de actores.png</w:t>
+              </w:r>
+            </w:hyperlink>
           </w:p>
         </w:tc>
       </w:tr>
@@ -9905,15 +9941,18 @@
                 <w:szCs w:val="22"/>
               </w:rPr>
             </w:pPr>
-            <w:r>
-              <w:rPr>
-                <w:rFonts w:ascii="Calibri" w:cs="Calibri" w:eastAsia="Calibri" w:hAnsi="Calibri"/>
-                <w:sz w:val="22"/>
-                <w:szCs w:val="22"/>
-                <w:rtl w:val="0"/>
-              </w:rPr>
-              <w:t xml:space="preserve">-</w:t>
-            </w:r>
+            <w:hyperlink r:id="rId21" w:history="1">
+              <w:r>
+                <w:rPr>
+                  <w:rStyle w:val="Hipervnculo"/>
+                  <w:rFonts w:ascii="Calibri" w:cs="Calibri" w:eastAsia="Calibri" w:hAnsi="Calibri"/>
+                  <w:sz w:val="22"/>
+                  <w:szCs w:val="22"/>
+                  <w:rtl w:val="0"/>
+                </w:rPr>
+                <w:t xml:space="preserve">visión de proyecto + 4 pilares.png</w:t>
+              </w:r>
+            </w:hyperlink>
           </w:p>
         </w:tc>
       </w:tr>
@@ -9991,7 +10030,7 @@
                 <w:szCs w:val="22"/>
                 <w:rtl w:val="0"/>
               </w:rPr>
-              <w:t xml:space="preserve">Product Backlog y Historias de Usuario</w:t>
+              <w:t xml:space="preserve">Épicas e Historias de Usuario</w:t>
             </w:r>
           </w:p>
         </w:tc>
@@ -10052,15 +10091,18 @@
                 <w:szCs w:val="22"/>
               </w:rPr>
             </w:pPr>
-            <w:r>
-              <w:rPr>
-                <w:rFonts w:ascii="Calibri" w:cs="Calibri" w:eastAsia="Calibri" w:hAnsi="Calibri"/>
-                <w:sz w:val="22"/>
-                <w:szCs w:val="22"/>
-                <w:rtl w:val="0"/>
-              </w:rPr>
-              <w:t xml:space="preserve">-</w:t>
-            </w:r>
+            <w:hyperlink r:id="rId14" w:history="1">
+              <w:r>
+                <w:rPr>
+                  <w:rStyle w:val="Hipervnculo"/>
+                  <w:rFonts w:ascii="Calibri" w:cs="Calibri" w:eastAsia="Calibri" w:hAnsi="Calibri"/>
+                  <w:sz w:val="22"/>
+                  <w:szCs w:val="22"/>
+                  <w:rtl w:val="0"/>
+                </w:rPr>
+                <w:t xml:space="preserve">Épicas e Historias de Usuario.docx</w:t>
+              </w:r>
+            </w:hyperlink>
           </w:p>
         </w:tc>
       </w:tr>
@@ -10199,15 +10241,18 @@
                 <w:szCs w:val="22"/>
               </w:rPr>
             </w:pPr>
-            <w:r>
-              <w:rPr>
-                <w:rFonts w:ascii="Calibri" w:cs="Calibri" w:eastAsia="Calibri" w:hAnsi="Calibri"/>
-                <w:sz w:val="22"/>
-                <w:szCs w:val="22"/>
-                <w:rtl w:val="0"/>
-              </w:rPr>
-              <w:t xml:space="preserve">-</w:t>
-            </w:r>
+            <w:hyperlink r:id="rId15" w:history="1">
+              <w:r>
+                <w:rPr>
+                  <w:rStyle w:val="Hipervnculo"/>
+                  <w:rFonts w:ascii="Calibri" w:cs="Calibri" w:eastAsia="Calibri" w:hAnsi="Calibri"/>
+                  <w:sz w:val="22"/>
+                  <w:szCs w:val="22"/>
+                  <w:rtl w:val="0"/>
+                </w:rPr>
+                <w:t xml:space="preserve">WBS del proyecto (Notion)</w:t>
+              </w:r>
+            </w:hyperlink>
           </w:p>
         </w:tc>
       </w:tr>
@@ -10285,7 +10330,7 @@
                 <w:szCs w:val="22"/>
                 <w:rtl w:val="0"/>
               </w:rPr>
-              <w:t xml:space="preserve">Scrumboard y seguimiento</w:t>
+              <w:t xml:space="preserve">Diagramas UML y Arquitectura</w:t>
             </w:r>
           </w:p>
         </w:tc>
@@ -10319,7 +10364,7 @@
                 <w:szCs w:val="22"/>
                 <w:rtl w:val="0"/>
               </w:rPr>
-              <w:t xml:space="preserve">Evidencia del tablero de tareas</w:t>
+              <w:t xml:space="preserve">Diagramas de clases, actividades y arquitectura completa</w:t>
             </w:r>
           </w:p>
         </w:tc>
@@ -10346,15 +10391,18 @@
                 <w:szCs w:val="22"/>
               </w:rPr>
             </w:pPr>
-            <w:r>
-              <w:rPr>
-                <w:rFonts w:ascii="Calibri" w:cs="Calibri" w:eastAsia="Calibri" w:hAnsi="Calibri"/>
-                <w:sz w:val="22"/>
-                <w:szCs w:val="22"/>
-                <w:rtl w:val="0"/>
-              </w:rPr>
-              <w:t xml:space="preserve">-</w:t>
-            </w:r>
+            <w:hyperlink r:id="rId22" w:history="1">
+              <w:r>
+                <w:rPr>
+                  <w:rStyle w:val="Hipervnculo"/>
+                  <w:rFonts w:ascii="Calibri" w:cs="Calibri" w:eastAsia="Calibri" w:hAnsi="Calibri"/>
+                  <w:sz w:val="22"/>
+                  <w:szCs w:val="22"/>
+                  <w:rtl w:val="0"/>
+                </w:rPr>
+                <w:t xml:space="preserve">Diagramas UML y Arquitectura.docx</w:t>
+              </w:r>
+            </w:hyperlink>
           </w:p>
         </w:tc>
       </w:tr>
@@ -10432,7 +10480,7 @@
                 <w:szCs w:val="22"/>
                 <w:rtl w:val="0"/>
               </w:rPr>
-              <w:t xml:space="preserve">Registro de impedimentos</w:t>
+              <w:t xml:space="preserve">Modelo de Datos (E-R y Relacional)</w:t>
             </w:r>
           </w:p>
         </w:tc>
@@ -10466,7 +10514,7 @@
                 <w:szCs w:val="22"/>
                 <w:rtl w:val="0"/>
               </w:rPr>
-              <w:t xml:space="preserve">Impediment Log</w:t>
+              <w:t xml:space="preserve">Diseño normalizado de la base de datos</w:t>
             </w:r>
           </w:p>
         </w:tc>
@@ -10493,15 +10541,18 @@
                 <w:szCs w:val="22"/>
               </w:rPr>
             </w:pPr>
-            <w:r>
-              <w:rPr>
-                <w:rFonts w:ascii="Calibri" w:cs="Calibri" w:eastAsia="Calibri" w:hAnsi="Calibri"/>
-                <w:sz w:val="22"/>
-                <w:szCs w:val="22"/>
-                <w:rtl w:val="0"/>
-              </w:rPr>
-              <w:t xml:space="preserve">-</w:t>
-            </w:r>
+            <w:hyperlink r:id="rId23" w:history="1">
+              <w:r>
+                <w:rPr>
+                  <w:rStyle w:val="Hipervnculo"/>
+                  <w:rFonts w:ascii="Calibri" w:cs="Calibri" w:eastAsia="Calibri" w:hAnsi="Calibri"/>
+                  <w:sz w:val="22"/>
+                  <w:szCs w:val="22"/>
+                  <w:rtl w:val="0"/>
+                </w:rPr>
+                <w:t xml:space="preserve">Modelo Entidad-Relacion.docx</w:t>
+              </w:r>
+            </w:hyperlink>
           </w:p>
         </w:tc>
       </w:tr>
@@ -10579,7 +10630,7 @@
                 <w:szCs w:val="22"/>
                 <w:rtl w:val="0"/>
               </w:rPr>
-              <w:t xml:space="preserve">Diagramas UML y Arquitectura</w:t>
+              <w:t xml:space="preserve">Mockups de interfaz</w:t>
             </w:r>
           </w:p>
         </w:tc>
@@ -10613,7 +10664,7 @@
                 <w:szCs w:val="22"/>
                 <w:rtl w:val="0"/>
               </w:rPr>
-              <w:t xml:space="preserve">Diagramas de clases, actividades y arquitectura completa</w:t>
+              <w:t xml:space="preserve">Prototipos visuales completos del sistema</w:t>
             </w:r>
           </w:p>
         </w:tc>
@@ -10647,7 +10698,7 @@
                 <w:szCs w:val="22"/>
                 <w:rtl w:val="0"/>
               </w:rPr>
-              <w:t xml:space="preserve">-</w:t>
+              <w:t xml:space="preserve">Disponible en la raíz del repositorio de GitHub.</w:t>
             </w:r>
           </w:p>
         </w:tc>
@@ -10726,7 +10777,7 @@
                 <w:szCs w:val="22"/>
                 <w:rtl w:val="0"/>
               </w:rPr>
-              <w:t xml:space="preserve">Modelo de Datos (E-R y Relacional)</w:t>
+              <w:t xml:space="preserve">Plan de Pruebas (Inicial y Final)</w:t>
             </w:r>
           </w:p>
         </w:tc>
@@ -10760,7 +10811,7 @@
                 <w:szCs w:val="22"/>
                 <w:rtl w:val="0"/>
               </w:rPr>
-              <w:t xml:space="preserve">Diseño normalizado de la base de datos</w:t>
+              <w:t xml:space="preserve">Casos de prueba y resultados</w:t>
             </w:r>
           </w:p>
         </w:tc>
@@ -10787,6 +10838,18 @@
                 <w:szCs w:val="22"/>
               </w:rPr>
             </w:pPr>
+            <w:hyperlink r:id="rId24" w:history="1">
+              <w:r>
+                <w:rPr>
+                  <w:rStyle w:val="Hipervnculo"/>
+                  <w:rFonts w:ascii="Calibri" w:cs="Calibri" w:eastAsia="Calibri" w:hAnsi="Calibri"/>
+                  <w:sz w:val="22"/>
+                  <w:szCs w:val="22"/>
+                  <w:rtl w:val="0"/>
+                </w:rPr>
+                <w:t xml:space="preserve">Plan de Pruebas Funcionales.docx</w:t>
+              </w:r>
+            </w:hyperlink>
             <w:r>
               <w:rPr>
                 <w:rFonts w:ascii="Calibri" w:cs="Calibri" w:eastAsia="Calibri" w:hAnsi="Calibri"/>
@@ -10794,8 +10857,20 @@
                 <w:szCs w:val="22"/>
                 <w:rtl w:val="0"/>
               </w:rPr>
-              <w:t xml:space="preserve">-</w:t>
-            </w:r>
+              <w:t xml:space="preserve"> y </w:t>
+            </w:r>
+            <w:hyperlink r:id="rId25" w:history="1">
+              <w:r>
+                <w:rPr>
+                  <w:rStyle w:val="Hipervnculo"/>
+                  <w:rFonts w:ascii="Calibri" w:cs="Calibri" w:eastAsia="Calibri" w:hAnsi="Calibri"/>
+                  <w:sz w:val="22"/>
+                  <w:szCs w:val="22"/>
+                  <w:rtl w:val="0"/>
+                </w:rPr>
+                <w:t xml:space="preserve">Plan de Pruebas.docx</w:t>
+              </w:r>
+            </w:hyperlink>
           </w:p>
         </w:tc>
       </w:tr>
@@ -10873,7 +10948,7 @@
                 <w:szCs w:val="22"/>
                 <w:rtl w:val="0"/>
               </w:rPr>
-              <w:t xml:space="preserve">Mockups de interfaz</w:t>
+              <w:t xml:space="preserve">Reporte de estado del proyecto</w:t>
             </w:r>
           </w:p>
         </w:tc>
@@ -10907,7 +10982,7 @@
                 <w:szCs w:val="22"/>
                 <w:rtl w:val="0"/>
               </w:rPr>
-              <w:t xml:space="preserve">Prototipos visuales completos del sistema</w:t>
+              <w:t xml:space="preserve">Seguimiento de avance</w:t>
             </w:r>
           </w:p>
         </w:tc>
@@ -10934,15 +11009,18 @@
                 <w:szCs w:val="22"/>
               </w:rPr>
             </w:pPr>
-            <w:r>
-              <w:rPr>
-                <w:rFonts w:ascii="Calibri" w:cs="Calibri" w:eastAsia="Calibri" w:hAnsi="Calibri"/>
-                <w:sz w:val="22"/>
-                <w:szCs w:val="22"/>
-                <w:rtl w:val="0"/>
-              </w:rPr>
-              <w:t xml:space="preserve">-</w:t>
-            </w:r>
+            <w:hyperlink r:id="rId26" w:history="1">
+              <w:r>
+                <w:rPr>
+                  <w:rStyle w:val="Hipervnculo"/>
+                  <w:rFonts w:ascii="Calibri" w:cs="Calibri" w:eastAsia="Calibri" w:hAnsi="Calibri"/>
+                  <w:sz w:val="22"/>
+                  <w:szCs w:val="22"/>
+                  <w:rtl w:val="0"/>
+                </w:rPr>
+                <w:t xml:space="preserve">Reporte de Estado del Proyecto.docx</w:t>
+              </w:r>
+            </w:hyperlink>
           </w:p>
         </w:tc>
       </w:tr>
@@ -11020,7 +11098,7 @@
                 <w:szCs w:val="22"/>
                 <w:rtl w:val="0"/>
               </w:rPr>
-              <w:t xml:space="preserve">Implementación Backend</w:t>
+              <w:t xml:space="preserve">Manuales de usuario y administrador</w:t>
             </w:r>
           </w:p>
         </w:tc>
@@ -11054,7 +11132,7 @@
                 <w:szCs w:val="22"/>
                 <w:rtl w:val="0"/>
               </w:rPr>
-              <w:t xml:space="preserve">Código fuente del backend y lógica de negocio</w:t>
+              <w:t xml:space="preserve">Guías de uso para Pyme, Trabajador y Administradores</w:t>
             </w:r>
           </w:p>
         </w:tc>
@@ -11081,6 +11159,18 @@
                 <w:szCs w:val="22"/>
               </w:rPr>
             </w:pPr>
+            <w:hyperlink r:id="rId27" w:history="1">
+              <w:r>
+                <w:rPr>
+                  <w:rStyle w:val="Hipervnculo"/>
+                  <w:rFonts w:ascii="Calibri" w:cs="Calibri" w:eastAsia="Calibri" w:hAnsi="Calibri"/>
+                  <w:sz w:val="22"/>
+                  <w:szCs w:val="22"/>
+                  <w:rtl w:val="0"/>
+                </w:rPr>
+                <w:t xml:space="preserve">Manual de Usuario.docx</w:t>
+              </w:r>
+            </w:hyperlink>
             <w:r>
               <w:rPr>
                 <w:rFonts w:ascii="Calibri" w:cs="Calibri" w:eastAsia="Calibri" w:hAnsi="Calibri"/>
@@ -11088,8 +11178,20 @@
                 <w:szCs w:val="22"/>
                 <w:rtl w:val="0"/>
               </w:rPr>
-              <w:t xml:space="preserve">-</w:t>
-            </w:r>
+              <w:t xml:space="preserve"> y </w:t>
+            </w:r>
+            <w:hyperlink r:id="rId28" w:history="1">
+              <w:r>
+                <w:rPr>
+                  <w:rStyle w:val="Hipervnculo"/>
+                  <w:rFonts w:ascii="Calibri" w:cs="Calibri" w:eastAsia="Calibri" w:hAnsi="Calibri"/>
+                  <w:sz w:val="22"/>
+                  <w:szCs w:val="22"/>
+                  <w:rtl w:val="0"/>
+                </w:rPr>
+                <w:t xml:space="preserve">Manual de Administrador.docx</w:t>
+              </w:r>
+            </w:hyperlink>
           </w:p>
         </w:tc>
       </w:tr>
@@ -11167,7 +11269,7 @@
                 <w:szCs w:val="22"/>
                 <w:rtl w:val="0"/>
               </w:rPr>
-              <w:t xml:space="preserve">Implementación Frontend</w:t>
+              <w:t xml:space="preserve">Presentación final (PPT)</w:t>
             </w:r>
           </w:p>
         </w:tc>
@@ -11201,7 +11303,7 @@
                 <w:szCs w:val="22"/>
                 <w:rtl w:val="0"/>
               </w:rPr>
-              <w:t xml:space="preserve">Código fuente del frontend con Next.js</w:t>
+              <w:t xml:space="preserve">Material de defensa (40 minutos)</w:t>
             </w:r>
           </w:p>
         </w:tc>
@@ -11228,15 +11330,18 @@
                 <w:szCs w:val="22"/>
               </w:rPr>
             </w:pPr>
-            <w:r>
-              <w:rPr>
-                <w:rFonts w:ascii="Calibri" w:cs="Calibri" w:eastAsia="Calibri" w:hAnsi="Calibri"/>
-                <w:sz w:val="22"/>
-                <w:szCs w:val="22"/>
-                <w:rtl w:val="0"/>
-              </w:rPr>
-              <w:t xml:space="preserve">-</w:t>
-            </w:r>
+            <w:hyperlink r:id="rId29" w:history="1">
+              <w:r>
+                <w:rPr>
+                  <w:rStyle w:val="Hipervnculo"/>
+                  <w:rFonts w:ascii="Calibri" w:cs="Calibri" w:eastAsia="Calibri" w:hAnsi="Calibri"/>
+                  <w:sz w:val="22"/>
+                  <w:szCs w:val="22"/>
+                  <w:rtl w:val="0"/>
+                </w:rPr>
+                <w:t xml:space="preserve">Presentacion Final.pptx</w:t>
+              </w:r>
+            </w:hyperlink>
           </w:p>
         </w:tc>
       </w:tr>
@@ -11281,1182 +11386,6 @@
                 <w:rtl w:val="0"/>
               </w:rPr>
               <w:t xml:space="preserve">16</w:t>
-            </w:r>
-          </w:p>
-        </w:tc>
-        <w:tc>
-          <w:tcPr>
-            <w:tcMar>
-              <w:top w:w="100.0" w:type="dxa"/>
-              <w:left w:w="100.0" w:type="dxa"/>
-              <w:bottom w:w="100.0" w:type="dxa"/>
-              <w:right w:w="100.0" w:type="dxa"/>
-            </w:tcMar>
-            <w:vAlign w:val="top"/>
-          </w:tcPr>
-          <w:p>
-            <w:pPr>
-              <w:tabs>
-                <w:tab w:val="center" w:leader="none" w:pos="4419"/>
-                <w:tab w:val="right" w:leader="none" w:pos="8838"/>
-              </w:tabs>
-              <w:jc w:val="both"/>
-              <w:rPr>
-                <w:rFonts w:ascii="Calibri" w:cs="Calibri" w:eastAsia="Calibri" w:hAnsi="Calibri"/>
-                <w:sz w:val="22"/>
-                <w:szCs w:val="22"/>
-              </w:rPr>
-            </w:pPr>
-            <w:r>
-              <w:rPr>
-                <w:rFonts w:ascii="Calibri" w:cs="Calibri" w:eastAsia="Calibri" w:hAnsi="Calibri"/>
-                <w:sz w:val="22"/>
-                <w:szCs w:val="22"/>
-                <w:rtl w:val="0"/>
-              </w:rPr>
-              <w:t xml:space="preserve">Implementación IA (RAG y Spider)</w:t>
-            </w:r>
-          </w:p>
-        </w:tc>
-        <w:tc>
-          <w:tcPr>
-            <w:tcMar>
-              <w:top w:w="100.0" w:type="dxa"/>
-              <w:left w:w="100.0" w:type="dxa"/>
-              <w:bottom w:w="100.0" w:type="dxa"/>
-              <w:right w:w="100.0" w:type="dxa"/>
-            </w:tcMar>
-            <w:vAlign w:val="top"/>
-          </w:tcPr>
-          <w:p>
-            <w:pPr>
-              <w:tabs>
-                <w:tab w:val="center" w:leader="none" w:pos="4419"/>
-                <w:tab w:val="right" w:leader="none" w:pos="8838"/>
-              </w:tabs>
-              <w:jc w:val="both"/>
-              <w:rPr>
-                <w:rFonts w:ascii="Calibri" w:cs="Calibri" w:eastAsia="Calibri" w:hAnsi="Calibri"/>
-                <w:sz w:val="22"/>
-                <w:szCs w:val="22"/>
-              </w:rPr>
-            </w:pPr>
-            <w:r>
-              <w:rPr>
-                <w:rFonts w:ascii="Calibri" w:cs="Calibri" w:eastAsia="Calibri" w:hAnsi="Calibri"/>
-                <w:sz w:val="22"/>
-                <w:szCs w:val="22"/>
-                <w:rtl w:val="0"/>
-              </w:rPr>
-              <w:t xml:space="preserve">Código del Web Spider, RAG y asistente LOY</w:t>
-            </w:r>
-          </w:p>
-        </w:tc>
-        <w:tc>
-          <w:tcPr>
-            <w:tcMar>
-              <w:top w:w="100.0" w:type="dxa"/>
-              <w:left w:w="100.0" w:type="dxa"/>
-              <w:bottom w:w="100.0" w:type="dxa"/>
-              <w:right w:w="100.0" w:type="dxa"/>
-            </w:tcMar>
-            <w:vAlign w:val="top"/>
-          </w:tcPr>
-          <w:p>
-            <w:pPr>
-              <w:tabs>
-                <w:tab w:val="center" w:leader="none" w:pos="4419"/>
-                <w:tab w:val="right" w:leader="none" w:pos="8838"/>
-              </w:tabs>
-              <w:jc w:val="both"/>
-              <w:rPr>
-                <w:rFonts w:ascii="Calibri" w:cs="Calibri" w:eastAsia="Calibri" w:hAnsi="Calibri"/>
-                <w:sz w:val="22"/>
-                <w:szCs w:val="22"/>
-              </w:rPr>
-            </w:pPr>
-            <w:r>
-              <w:rPr>
-                <w:rFonts w:ascii="Calibri" w:cs="Calibri" w:eastAsia="Calibri" w:hAnsi="Calibri"/>
-                <w:sz w:val="22"/>
-                <w:szCs w:val="22"/>
-                <w:rtl w:val="0"/>
-              </w:rPr>
-              <w:t xml:space="preserve">-</w:t>
-            </w:r>
-          </w:p>
-        </w:tc>
-      </w:tr>
-      <w:tr>
-        <w:trPr>
-          <w:cantSplit w:val="0"/>
-          <w:trHeight w:val="360" w:hRule="atLeast"/>
-          <w:tblHeader w:val="0"/>
-        </w:trPr>
-        <w:tc>
-          <w:tcPr>
-            <w:tcMar>
-              <w:top w:w="100.0" w:type="dxa"/>
-              <w:left w:w="100.0" w:type="dxa"/>
-              <w:bottom w:w="100.0" w:type="dxa"/>
-              <w:right w:w="100.0" w:type="dxa"/>
-            </w:tcMar>
-            <w:vAlign w:val="top"/>
-          </w:tcPr>
-          <w:p>
-            <w:pPr>
-              <w:tabs>
-                <w:tab w:val="center" w:leader="none" w:pos="4419"/>
-                <w:tab w:val="right" w:leader="none" w:pos="8838"/>
-              </w:tabs>
-              <w:jc w:val="center"/>
-              <w:rPr>
-                <w:rFonts w:ascii="Calibri" w:cs="Calibri" w:eastAsia="Calibri" w:hAnsi="Calibri"/>
-                <w:i w:val="1"/>
-                <w:iCs w:val="1"/>
-                <w:sz w:val="18"/>
-                <w:szCs w:val="18"/>
-              </w:rPr>
-            </w:pPr>
-            <w:r>
-              <w:rPr>
-                <w:rFonts w:ascii="Calibri" w:cs="Calibri" w:eastAsia="Calibri" w:hAnsi="Calibri"/>
-                <w:i w:val="1"/>
-                <w:iCs w:val="1"/>
-                <w:sz w:val="18"/>
-                <w:szCs w:val="18"/>
-                <w:rtl w:val="0"/>
-              </w:rPr>
-              <w:t xml:space="preserve">17</w:t>
-            </w:r>
-          </w:p>
-        </w:tc>
-        <w:tc>
-          <w:tcPr>
-            <w:tcMar>
-              <w:top w:w="100.0" w:type="dxa"/>
-              <w:left w:w="100.0" w:type="dxa"/>
-              <w:bottom w:w="100.0" w:type="dxa"/>
-              <w:right w:w="100.0" w:type="dxa"/>
-            </w:tcMar>
-            <w:vAlign w:val="top"/>
-          </w:tcPr>
-          <w:p>
-            <w:pPr>
-              <w:tabs>
-                <w:tab w:val="center" w:leader="none" w:pos="4419"/>
-                <w:tab w:val="right" w:leader="none" w:pos="8838"/>
-              </w:tabs>
-              <w:jc w:val="both"/>
-              <w:rPr>
-                <w:rFonts w:ascii="Calibri" w:cs="Calibri" w:eastAsia="Calibri" w:hAnsi="Calibri"/>
-                <w:sz w:val="22"/>
-                <w:szCs w:val="22"/>
-              </w:rPr>
-            </w:pPr>
-            <w:r>
-              <w:rPr>
-                <w:rFonts w:ascii="Calibri" w:cs="Calibri" w:eastAsia="Calibri" w:hAnsi="Calibri"/>
-                <w:sz w:val="22"/>
-                <w:szCs w:val="22"/>
-                <w:rtl w:val="0"/>
-              </w:rPr>
-              <w:t xml:space="preserve">Documentación API</w:t>
-            </w:r>
-          </w:p>
-        </w:tc>
-        <w:tc>
-          <w:tcPr>
-            <w:tcMar>
-              <w:top w:w="100.0" w:type="dxa"/>
-              <w:left w:w="100.0" w:type="dxa"/>
-              <w:bottom w:w="100.0" w:type="dxa"/>
-              <w:right w:w="100.0" w:type="dxa"/>
-            </w:tcMar>
-            <w:vAlign w:val="top"/>
-          </w:tcPr>
-          <w:p>
-            <w:pPr>
-              <w:tabs>
-                <w:tab w:val="center" w:leader="none" w:pos="4419"/>
-                <w:tab w:val="right" w:leader="none" w:pos="8838"/>
-              </w:tabs>
-              <w:jc w:val="both"/>
-              <w:rPr>
-                <w:rFonts w:ascii="Calibri" w:cs="Calibri" w:eastAsia="Calibri" w:hAnsi="Calibri"/>
-                <w:sz w:val="22"/>
-                <w:szCs w:val="22"/>
-              </w:rPr>
-            </w:pPr>
-            <w:r>
-              <w:rPr>
-                <w:rFonts w:ascii="Calibri" w:cs="Calibri" w:eastAsia="Calibri" w:hAnsi="Calibri"/>
-                <w:sz w:val="22"/>
-                <w:szCs w:val="22"/>
-                <w:rtl w:val="0"/>
-              </w:rPr>
-              <w:t xml:space="preserve">Documentación técnica (Swagger/Postman)</w:t>
-            </w:r>
-          </w:p>
-        </w:tc>
-        <w:tc>
-          <w:tcPr>
-            <w:tcMar>
-              <w:top w:w="100.0" w:type="dxa"/>
-              <w:left w:w="100.0" w:type="dxa"/>
-              <w:bottom w:w="100.0" w:type="dxa"/>
-              <w:right w:w="100.0" w:type="dxa"/>
-            </w:tcMar>
-            <w:vAlign w:val="top"/>
-          </w:tcPr>
-          <w:p>
-            <w:pPr>
-              <w:tabs>
-                <w:tab w:val="center" w:leader="none" w:pos="4419"/>
-                <w:tab w:val="right" w:leader="none" w:pos="8838"/>
-              </w:tabs>
-              <w:jc w:val="both"/>
-              <w:rPr>
-                <w:rFonts w:ascii="Calibri" w:cs="Calibri" w:eastAsia="Calibri" w:hAnsi="Calibri"/>
-                <w:sz w:val="22"/>
-                <w:szCs w:val="22"/>
-              </w:rPr>
-            </w:pPr>
-            <w:r>
-              <w:rPr>
-                <w:rFonts w:ascii="Calibri" w:cs="Calibri" w:eastAsia="Calibri" w:hAnsi="Calibri"/>
-                <w:sz w:val="22"/>
-                <w:szCs w:val="22"/>
-                <w:rtl w:val="0"/>
-              </w:rPr>
-              <w:t xml:space="preserve">-</w:t>
-            </w:r>
-          </w:p>
-        </w:tc>
-      </w:tr>
-      <w:tr>
-        <w:trPr>
-          <w:cantSplit w:val="0"/>
-          <w:trHeight w:val="360" w:hRule="atLeast"/>
-          <w:tblHeader w:val="0"/>
-        </w:trPr>
-        <w:tc>
-          <w:tcPr>
-            <w:tcMar>
-              <w:top w:w="100.0" w:type="dxa"/>
-              <w:left w:w="100.0" w:type="dxa"/>
-              <w:bottom w:w="100.0" w:type="dxa"/>
-              <w:right w:w="100.0" w:type="dxa"/>
-            </w:tcMar>
-            <w:vAlign w:val="top"/>
-          </w:tcPr>
-          <w:p>
-            <w:pPr>
-              <w:tabs>
-                <w:tab w:val="center" w:leader="none" w:pos="4419"/>
-                <w:tab w:val="right" w:leader="none" w:pos="8838"/>
-              </w:tabs>
-              <w:jc w:val="center"/>
-              <w:rPr>
-                <w:rFonts w:ascii="Calibri" w:cs="Calibri" w:eastAsia="Calibri" w:hAnsi="Calibri"/>
-                <w:i w:val="1"/>
-                <w:iCs w:val="1"/>
-                <w:sz w:val="18"/>
-                <w:szCs w:val="18"/>
-              </w:rPr>
-            </w:pPr>
-            <w:r>
-              <w:rPr>
-                <w:rFonts w:ascii="Calibri" w:cs="Calibri" w:eastAsia="Calibri" w:hAnsi="Calibri"/>
-                <w:i w:val="1"/>
-                <w:iCs w:val="1"/>
-                <w:sz w:val="18"/>
-                <w:szCs w:val="18"/>
-                <w:rtl w:val="0"/>
-              </w:rPr>
-              <w:t xml:space="preserve">18</w:t>
-            </w:r>
-          </w:p>
-        </w:tc>
-        <w:tc>
-          <w:tcPr>
-            <w:tcMar>
-              <w:top w:w="100.0" w:type="dxa"/>
-              <w:left w:w="100.0" w:type="dxa"/>
-              <w:bottom w:w="100.0" w:type="dxa"/>
-              <w:right w:w="100.0" w:type="dxa"/>
-            </w:tcMar>
-            <w:vAlign w:val="top"/>
-          </w:tcPr>
-          <w:p>
-            <w:pPr>
-              <w:tabs>
-                <w:tab w:val="center" w:leader="none" w:pos="4419"/>
-                <w:tab w:val="right" w:leader="none" w:pos="8838"/>
-              </w:tabs>
-              <w:jc w:val="both"/>
-              <w:rPr>
-                <w:rFonts w:ascii="Calibri" w:cs="Calibri" w:eastAsia="Calibri" w:hAnsi="Calibri"/>
-                <w:sz w:val="22"/>
-                <w:szCs w:val="22"/>
-              </w:rPr>
-            </w:pPr>
-            <w:r>
-              <w:rPr>
-                <w:rFonts w:ascii="Calibri" w:cs="Calibri" w:eastAsia="Calibri" w:hAnsi="Calibri"/>
-                <w:sz w:val="22"/>
-                <w:szCs w:val="22"/>
-                <w:rtl w:val="0"/>
-              </w:rPr>
-              <w:t xml:space="preserve">Base de datos y scripts</w:t>
-            </w:r>
-          </w:p>
-        </w:tc>
-        <w:tc>
-          <w:tcPr>
-            <w:tcMar>
-              <w:top w:w="100.0" w:type="dxa"/>
-              <w:left w:w="100.0" w:type="dxa"/>
-              <w:bottom w:w="100.0" w:type="dxa"/>
-              <w:right w:w="100.0" w:type="dxa"/>
-            </w:tcMar>
-            <w:vAlign w:val="top"/>
-          </w:tcPr>
-          <w:p>
-            <w:pPr>
-              <w:tabs>
-                <w:tab w:val="center" w:leader="none" w:pos="4419"/>
-                <w:tab w:val="right" w:leader="none" w:pos="8838"/>
-              </w:tabs>
-              <w:jc w:val="both"/>
-              <w:rPr>
-                <w:rFonts w:ascii="Calibri" w:cs="Calibri" w:eastAsia="Calibri" w:hAnsi="Calibri"/>
-                <w:sz w:val="22"/>
-                <w:szCs w:val="22"/>
-              </w:rPr>
-            </w:pPr>
-            <w:r>
-              <w:rPr>
-                <w:rFonts w:ascii="Calibri" w:cs="Calibri" w:eastAsia="Calibri" w:hAnsi="Calibri"/>
-                <w:sz w:val="22"/>
-                <w:szCs w:val="22"/>
-                <w:rtl w:val="0"/>
-              </w:rPr>
-              <w:t xml:space="preserve">Scripts de creación de tablas y RLS</w:t>
-            </w:r>
-          </w:p>
-        </w:tc>
-        <w:tc>
-          <w:tcPr>
-            <w:tcMar>
-              <w:top w:w="100.0" w:type="dxa"/>
-              <w:left w:w="100.0" w:type="dxa"/>
-              <w:bottom w:w="100.0" w:type="dxa"/>
-              <w:right w:w="100.0" w:type="dxa"/>
-            </w:tcMar>
-            <w:vAlign w:val="top"/>
-          </w:tcPr>
-          <w:p>
-            <w:pPr>
-              <w:tabs>
-                <w:tab w:val="center" w:leader="none" w:pos="4419"/>
-                <w:tab w:val="right" w:leader="none" w:pos="8838"/>
-              </w:tabs>
-              <w:jc w:val="both"/>
-              <w:rPr>
-                <w:rFonts w:ascii="Calibri" w:cs="Calibri" w:eastAsia="Calibri" w:hAnsi="Calibri"/>
-                <w:sz w:val="22"/>
-                <w:szCs w:val="22"/>
-              </w:rPr>
-            </w:pPr>
-            <w:r>
-              <w:rPr>
-                <w:rFonts w:ascii="Calibri" w:cs="Calibri" w:eastAsia="Calibri" w:hAnsi="Calibri"/>
-                <w:sz w:val="22"/>
-                <w:szCs w:val="22"/>
-                <w:rtl w:val="0"/>
-              </w:rPr>
-              <w:t xml:space="preserve">-</w:t>
-            </w:r>
-          </w:p>
-        </w:tc>
-      </w:tr>
-      <w:tr>
-        <w:trPr>
-          <w:cantSplit w:val="0"/>
-          <w:trHeight w:val="360" w:hRule="atLeast"/>
-          <w:tblHeader w:val="0"/>
-        </w:trPr>
-        <w:tc>
-          <w:tcPr>
-            <w:tcMar>
-              <w:top w:w="100.0" w:type="dxa"/>
-              <w:left w:w="100.0" w:type="dxa"/>
-              <w:bottom w:w="100.0" w:type="dxa"/>
-              <w:right w:w="100.0" w:type="dxa"/>
-            </w:tcMar>
-            <w:vAlign w:val="top"/>
-          </w:tcPr>
-          <w:p>
-            <w:pPr>
-              <w:tabs>
-                <w:tab w:val="center" w:leader="none" w:pos="4419"/>
-                <w:tab w:val="right" w:leader="none" w:pos="8838"/>
-              </w:tabs>
-              <w:jc w:val="center"/>
-              <w:rPr>
-                <w:rFonts w:ascii="Calibri" w:cs="Calibri" w:eastAsia="Calibri" w:hAnsi="Calibri"/>
-                <w:i w:val="1"/>
-                <w:iCs w:val="1"/>
-                <w:sz w:val="18"/>
-                <w:szCs w:val="18"/>
-              </w:rPr>
-            </w:pPr>
-            <w:r>
-              <w:rPr>
-                <w:rFonts w:ascii="Calibri" w:cs="Calibri" w:eastAsia="Calibri" w:hAnsi="Calibri"/>
-                <w:i w:val="1"/>
-                <w:iCs w:val="1"/>
-                <w:sz w:val="18"/>
-                <w:szCs w:val="18"/>
-                <w:rtl w:val="0"/>
-              </w:rPr>
-              <w:t xml:space="preserve">19</w:t>
-            </w:r>
-          </w:p>
-        </w:tc>
-        <w:tc>
-          <w:tcPr>
-            <w:tcMar>
-              <w:top w:w="100.0" w:type="dxa"/>
-              <w:left w:w="100.0" w:type="dxa"/>
-              <w:bottom w:w="100.0" w:type="dxa"/>
-              <w:right w:w="100.0" w:type="dxa"/>
-            </w:tcMar>
-            <w:vAlign w:val="top"/>
-          </w:tcPr>
-          <w:p>
-            <w:pPr>
-              <w:tabs>
-                <w:tab w:val="center" w:leader="none" w:pos="4419"/>
-                <w:tab w:val="right" w:leader="none" w:pos="8838"/>
-              </w:tabs>
-              <w:jc w:val="both"/>
-              <w:rPr>
-                <w:rFonts w:ascii="Calibri" w:cs="Calibri" w:eastAsia="Calibri" w:hAnsi="Calibri"/>
-                <w:sz w:val="22"/>
-                <w:szCs w:val="22"/>
-              </w:rPr>
-            </w:pPr>
-            <w:r>
-              <w:rPr>
-                <w:rFonts w:ascii="Calibri" w:cs="Calibri" w:eastAsia="Calibri" w:hAnsi="Calibri"/>
-                <w:sz w:val="22"/>
-                <w:szCs w:val="22"/>
-                <w:rtl w:val="0"/>
-              </w:rPr>
-              <w:t xml:space="preserve">Plan de Pruebas (Inicial y Final)</w:t>
-            </w:r>
-          </w:p>
-        </w:tc>
-        <w:tc>
-          <w:tcPr>
-            <w:tcMar>
-              <w:top w:w="100.0" w:type="dxa"/>
-              <w:left w:w="100.0" w:type="dxa"/>
-              <w:bottom w:w="100.0" w:type="dxa"/>
-              <w:right w:w="100.0" w:type="dxa"/>
-            </w:tcMar>
-            <w:vAlign w:val="top"/>
-          </w:tcPr>
-          <w:p>
-            <w:pPr>
-              <w:tabs>
-                <w:tab w:val="center" w:leader="none" w:pos="4419"/>
-                <w:tab w:val="right" w:leader="none" w:pos="8838"/>
-              </w:tabs>
-              <w:jc w:val="both"/>
-              <w:rPr>
-                <w:rFonts w:ascii="Calibri" w:cs="Calibri" w:eastAsia="Calibri" w:hAnsi="Calibri"/>
-                <w:sz w:val="22"/>
-                <w:szCs w:val="22"/>
-              </w:rPr>
-            </w:pPr>
-            <w:r>
-              <w:rPr>
-                <w:rFonts w:ascii="Calibri" w:cs="Calibri" w:eastAsia="Calibri" w:hAnsi="Calibri"/>
-                <w:sz w:val="22"/>
-                <w:szCs w:val="22"/>
-                <w:rtl w:val="0"/>
-              </w:rPr>
-              <w:t xml:space="preserve">Casos de prueba y resultados</w:t>
-            </w:r>
-          </w:p>
-        </w:tc>
-        <w:tc>
-          <w:tcPr>
-            <w:tcMar>
-              <w:top w:w="100.0" w:type="dxa"/>
-              <w:left w:w="100.0" w:type="dxa"/>
-              <w:bottom w:w="100.0" w:type="dxa"/>
-              <w:right w:w="100.0" w:type="dxa"/>
-            </w:tcMar>
-            <w:vAlign w:val="top"/>
-          </w:tcPr>
-          <w:p>
-            <w:pPr>
-              <w:tabs>
-                <w:tab w:val="center" w:leader="none" w:pos="4419"/>
-                <w:tab w:val="right" w:leader="none" w:pos="8838"/>
-              </w:tabs>
-              <w:jc w:val="both"/>
-              <w:rPr>
-                <w:rFonts w:ascii="Calibri" w:cs="Calibri" w:eastAsia="Calibri" w:hAnsi="Calibri"/>
-                <w:sz w:val="22"/>
-                <w:szCs w:val="22"/>
-              </w:rPr>
-            </w:pPr>
-            <w:r>
-              <w:rPr>
-                <w:rFonts w:ascii="Calibri" w:cs="Calibri" w:eastAsia="Calibri" w:hAnsi="Calibri"/>
-                <w:sz w:val="22"/>
-                <w:szCs w:val="22"/>
-                <w:rtl w:val="0"/>
-              </w:rPr>
-              <w:t xml:space="preserve">-</w:t>
-            </w:r>
-          </w:p>
-        </w:tc>
-      </w:tr>
-      <w:tr>
-        <w:trPr>
-          <w:cantSplit w:val="0"/>
-          <w:trHeight w:val="360" w:hRule="atLeast"/>
-          <w:tblHeader w:val="0"/>
-        </w:trPr>
-        <w:tc>
-          <w:tcPr>
-            <w:tcMar>
-              <w:top w:w="100.0" w:type="dxa"/>
-              <w:left w:w="100.0" w:type="dxa"/>
-              <w:bottom w:w="100.0" w:type="dxa"/>
-              <w:right w:w="100.0" w:type="dxa"/>
-            </w:tcMar>
-            <w:vAlign w:val="top"/>
-          </w:tcPr>
-          <w:p>
-            <w:pPr>
-              <w:tabs>
-                <w:tab w:val="center" w:leader="none" w:pos="4419"/>
-                <w:tab w:val="right" w:leader="none" w:pos="8838"/>
-              </w:tabs>
-              <w:jc w:val="center"/>
-              <w:rPr>
-                <w:rFonts w:ascii="Calibri" w:cs="Calibri" w:eastAsia="Calibri" w:hAnsi="Calibri"/>
-                <w:i w:val="1"/>
-                <w:iCs w:val="1"/>
-                <w:sz w:val="18"/>
-                <w:szCs w:val="18"/>
-              </w:rPr>
-            </w:pPr>
-            <w:r>
-              <w:rPr>
-                <w:rFonts w:ascii="Calibri" w:cs="Calibri" w:eastAsia="Calibri" w:hAnsi="Calibri"/>
-                <w:i w:val="1"/>
-                <w:iCs w:val="1"/>
-                <w:sz w:val="18"/>
-                <w:szCs w:val="18"/>
-                <w:rtl w:val="0"/>
-              </w:rPr>
-              <w:t xml:space="preserve">20</w:t>
-            </w:r>
-          </w:p>
-        </w:tc>
-        <w:tc>
-          <w:tcPr>
-            <w:tcMar>
-              <w:top w:w="100.0" w:type="dxa"/>
-              <w:left w:w="100.0" w:type="dxa"/>
-              <w:bottom w:w="100.0" w:type="dxa"/>
-              <w:right w:w="100.0" w:type="dxa"/>
-            </w:tcMar>
-            <w:vAlign w:val="top"/>
-          </w:tcPr>
-          <w:p>
-            <w:pPr>
-              <w:tabs>
-                <w:tab w:val="center" w:leader="none" w:pos="4419"/>
-                <w:tab w:val="right" w:leader="none" w:pos="8838"/>
-              </w:tabs>
-              <w:jc w:val="both"/>
-              <w:rPr>
-                <w:rFonts w:ascii="Calibri" w:cs="Calibri" w:eastAsia="Calibri" w:hAnsi="Calibri"/>
-                <w:sz w:val="22"/>
-                <w:szCs w:val="22"/>
-              </w:rPr>
-            </w:pPr>
-            <w:r>
-              <w:rPr>
-                <w:rFonts w:ascii="Calibri" w:cs="Calibri" w:eastAsia="Calibri" w:hAnsi="Calibri"/>
-                <w:sz w:val="22"/>
-                <w:szCs w:val="22"/>
-                <w:rtl w:val="0"/>
-              </w:rPr>
-              <w:t xml:space="preserve">Reporte de estado del proyecto</w:t>
-            </w:r>
-          </w:p>
-        </w:tc>
-        <w:tc>
-          <w:tcPr>
-            <w:tcMar>
-              <w:top w:w="100.0" w:type="dxa"/>
-              <w:left w:w="100.0" w:type="dxa"/>
-              <w:bottom w:w="100.0" w:type="dxa"/>
-              <w:right w:w="100.0" w:type="dxa"/>
-            </w:tcMar>
-            <w:vAlign w:val="top"/>
-          </w:tcPr>
-          <w:p>
-            <w:pPr>
-              <w:tabs>
-                <w:tab w:val="center" w:leader="none" w:pos="4419"/>
-                <w:tab w:val="right" w:leader="none" w:pos="8838"/>
-              </w:tabs>
-              <w:jc w:val="both"/>
-              <w:rPr>
-                <w:rFonts w:ascii="Calibri" w:cs="Calibri" w:eastAsia="Calibri" w:hAnsi="Calibri"/>
-                <w:sz w:val="22"/>
-                <w:szCs w:val="22"/>
-              </w:rPr>
-            </w:pPr>
-            <w:r>
-              <w:rPr>
-                <w:rFonts w:ascii="Calibri" w:cs="Calibri" w:eastAsia="Calibri" w:hAnsi="Calibri"/>
-                <w:sz w:val="22"/>
-                <w:szCs w:val="22"/>
-                <w:rtl w:val="0"/>
-              </w:rPr>
-              <w:t xml:space="preserve">Seguimiento de avance</w:t>
-            </w:r>
-          </w:p>
-        </w:tc>
-        <w:tc>
-          <w:tcPr>
-            <w:tcMar>
-              <w:top w:w="100.0" w:type="dxa"/>
-              <w:left w:w="100.0" w:type="dxa"/>
-              <w:bottom w:w="100.0" w:type="dxa"/>
-              <w:right w:w="100.0" w:type="dxa"/>
-            </w:tcMar>
-            <w:vAlign w:val="top"/>
-          </w:tcPr>
-          <w:p>
-            <w:pPr>
-              <w:tabs>
-                <w:tab w:val="center" w:leader="none" w:pos="4419"/>
-                <w:tab w:val="right" w:leader="none" w:pos="8838"/>
-              </w:tabs>
-              <w:jc w:val="both"/>
-              <w:rPr>
-                <w:rFonts w:ascii="Calibri" w:cs="Calibri" w:eastAsia="Calibri" w:hAnsi="Calibri"/>
-                <w:sz w:val="22"/>
-                <w:szCs w:val="22"/>
-              </w:rPr>
-            </w:pPr>
-            <w:r>
-              <w:rPr>
-                <w:rFonts w:ascii="Calibri" w:cs="Calibri" w:eastAsia="Calibri" w:hAnsi="Calibri"/>
-                <w:sz w:val="22"/>
-                <w:szCs w:val="22"/>
-                <w:rtl w:val="0"/>
-              </w:rPr>
-              <w:t xml:space="preserve">-</w:t>
-            </w:r>
-          </w:p>
-        </w:tc>
-      </w:tr>
-      <w:tr>
-        <w:trPr>
-          <w:cantSplit w:val="0"/>
-          <w:trHeight w:val="360" w:hRule="atLeast"/>
-          <w:tblHeader w:val="0"/>
-        </w:trPr>
-        <w:tc>
-          <w:tcPr>
-            <w:tcMar>
-              <w:top w:w="100.0" w:type="dxa"/>
-              <w:left w:w="100.0" w:type="dxa"/>
-              <w:bottom w:w="100.0" w:type="dxa"/>
-              <w:right w:w="100.0" w:type="dxa"/>
-            </w:tcMar>
-            <w:vAlign w:val="top"/>
-          </w:tcPr>
-          <w:p>
-            <w:pPr>
-              <w:tabs>
-                <w:tab w:val="center" w:leader="none" w:pos="4419"/>
-                <w:tab w:val="right" w:leader="none" w:pos="8838"/>
-              </w:tabs>
-              <w:jc w:val="center"/>
-              <w:rPr>
-                <w:rFonts w:ascii="Calibri" w:cs="Calibri" w:eastAsia="Calibri" w:hAnsi="Calibri"/>
-                <w:i w:val="1"/>
-                <w:iCs w:val="1"/>
-                <w:sz w:val="18"/>
-                <w:szCs w:val="18"/>
-              </w:rPr>
-            </w:pPr>
-            <w:r>
-              <w:rPr>
-                <w:rFonts w:ascii="Calibri" w:cs="Calibri" w:eastAsia="Calibri" w:hAnsi="Calibri"/>
-                <w:i w:val="1"/>
-                <w:iCs w:val="1"/>
-                <w:sz w:val="18"/>
-                <w:szCs w:val="18"/>
-                <w:rtl w:val="0"/>
-              </w:rPr>
-              <w:t xml:space="preserve">21</w:t>
-            </w:r>
-          </w:p>
-        </w:tc>
-        <w:tc>
-          <w:tcPr>
-            <w:tcMar>
-              <w:top w:w="100.0" w:type="dxa"/>
-              <w:left w:w="100.0" w:type="dxa"/>
-              <w:bottom w:w="100.0" w:type="dxa"/>
-              <w:right w:w="100.0" w:type="dxa"/>
-            </w:tcMar>
-            <w:vAlign w:val="top"/>
-          </w:tcPr>
-          <w:p>
-            <w:pPr>
-              <w:tabs>
-                <w:tab w:val="center" w:leader="none" w:pos="4419"/>
-                <w:tab w:val="right" w:leader="none" w:pos="8838"/>
-              </w:tabs>
-              <w:jc w:val="both"/>
-              <w:rPr>
-                <w:rFonts w:ascii="Calibri" w:cs="Calibri" w:eastAsia="Calibri" w:hAnsi="Calibri"/>
-                <w:sz w:val="22"/>
-                <w:szCs w:val="22"/>
-              </w:rPr>
-            </w:pPr>
-            <w:r>
-              <w:rPr>
-                <w:rFonts w:ascii="Calibri" w:cs="Calibri" w:eastAsia="Calibri" w:hAnsi="Calibri"/>
-                <w:sz w:val="22"/>
-                <w:szCs w:val="22"/>
-                <w:rtl w:val="0"/>
-              </w:rPr>
-              <w:t xml:space="preserve">Manuales de usuario y administrador</w:t>
-            </w:r>
-          </w:p>
-        </w:tc>
-        <w:tc>
-          <w:tcPr>
-            <w:tcMar>
-              <w:top w:w="100.0" w:type="dxa"/>
-              <w:left w:w="100.0" w:type="dxa"/>
-              <w:bottom w:w="100.0" w:type="dxa"/>
-              <w:right w:w="100.0" w:type="dxa"/>
-            </w:tcMar>
-            <w:vAlign w:val="top"/>
-          </w:tcPr>
-          <w:p>
-            <w:pPr>
-              <w:tabs>
-                <w:tab w:val="center" w:leader="none" w:pos="4419"/>
-                <w:tab w:val="right" w:leader="none" w:pos="8838"/>
-              </w:tabs>
-              <w:jc w:val="both"/>
-              <w:rPr>
-                <w:rFonts w:ascii="Calibri" w:cs="Calibri" w:eastAsia="Calibri" w:hAnsi="Calibri"/>
-                <w:sz w:val="22"/>
-                <w:szCs w:val="22"/>
-              </w:rPr>
-            </w:pPr>
-            <w:r>
-              <w:rPr>
-                <w:rFonts w:ascii="Calibri" w:cs="Calibri" w:eastAsia="Calibri" w:hAnsi="Calibri"/>
-                <w:sz w:val="22"/>
-                <w:szCs w:val="22"/>
-                <w:rtl w:val="0"/>
-              </w:rPr>
-              <w:t xml:space="preserve">Guías de uso para Pyme, Trabajador y Administradores</w:t>
-            </w:r>
-          </w:p>
-        </w:tc>
-        <w:tc>
-          <w:tcPr>
-            <w:tcMar>
-              <w:top w:w="100.0" w:type="dxa"/>
-              <w:left w:w="100.0" w:type="dxa"/>
-              <w:bottom w:w="100.0" w:type="dxa"/>
-              <w:right w:w="100.0" w:type="dxa"/>
-            </w:tcMar>
-            <w:vAlign w:val="top"/>
-          </w:tcPr>
-          <w:p>
-            <w:pPr>
-              <w:tabs>
-                <w:tab w:val="center" w:leader="none" w:pos="4419"/>
-                <w:tab w:val="right" w:leader="none" w:pos="8838"/>
-              </w:tabs>
-              <w:jc w:val="both"/>
-              <w:rPr>
-                <w:rFonts w:ascii="Calibri" w:cs="Calibri" w:eastAsia="Calibri" w:hAnsi="Calibri"/>
-                <w:sz w:val="22"/>
-                <w:szCs w:val="22"/>
-              </w:rPr>
-            </w:pPr>
-            <w:r>
-              <w:rPr>
-                <w:rFonts w:ascii="Calibri" w:cs="Calibri" w:eastAsia="Calibri" w:hAnsi="Calibri"/>
-                <w:sz w:val="22"/>
-                <w:szCs w:val="22"/>
-                <w:rtl w:val="0"/>
-              </w:rPr>
-              <w:t xml:space="preserve">-</w:t>
-            </w:r>
-          </w:p>
-        </w:tc>
-      </w:tr>
-      <w:tr>
-        <w:trPr>
-          <w:cantSplit w:val="0"/>
-          <w:trHeight w:val="360" w:hRule="atLeast"/>
-          <w:tblHeader w:val="0"/>
-        </w:trPr>
-        <w:tc>
-          <w:tcPr>
-            <w:tcMar>
-              <w:top w:w="100.0" w:type="dxa"/>
-              <w:left w:w="100.0" w:type="dxa"/>
-              <w:bottom w:w="100.0" w:type="dxa"/>
-              <w:right w:w="100.0" w:type="dxa"/>
-            </w:tcMar>
-            <w:vAlign w:val="top"/>
-          </w:tcPr>
-          <w:p>
-            <w:pPr>
-              <w:tabs>
-                <w:tab w:val="center" w:leader="none" w:pos="4419"/>
-                <w:tab w:val="right" w:leader="none" w:pos="8838"/>
-              </w:tabs>
-              <w:jc w:val="center"/>
-              <w:rPr>
-                <w:rFonts w:ascii="Calibri" w:cs="Calibri" w:eastAsia="Calibri" w:hAnsi="Calibri"/>
-                <w:i w:val="1"/>
-                <w:iCs w:val="1"/>
-                <w:sz w:val="18"/>
-                <w:szCs w:val="18"/>
-              </w:rPr>
-            </w:pPr>
-            <w:r>
-              <w:rPr>
-                <w:rFonts w:ascii="Calibri" w:cs="Calibri" w:eastAsia="Calibri" w:hAnsi="Calibri"/>
-                <w:i w:val="1"/>
-                <w:iCs w:val="1"/>
-                <w:sz w:val="18"/>
-                <w:szCs w:val="18"/>
-                <w:rtl w:val="0"/>
-              </w:rPr>
-              <w:t xml:space="preserve">22</w:t>
-            </w:r>
-          </w:p>
-        </w:tc>
-        <w:tc>
-          <w:tcPr>
-            <w:tcMar>
-              <w:top w:w="100.0" w:type="dxa"/>
-              <w:left w:w="100.0" w:type="dxa"/>
-              <w:bottom w:w="100.0" w:type="dxa"/>
-              <w:right w:w="100.0" w:type="dxa"/>
-            </w:tcMar>
-            <w:vAlign w:val="top"/>
-          </w:tcPr>
-          <w:p>
-            <w:pPr>
-              <w:tabs>
-                <w:tab w:val="center" w:leader="none" w:pos="4419"/>
-                <w:tab w:val="right" w:leader="none" w:pos="8838"/>
-              </w:tabs>
-              <w:jc w:val="both"/>
-              <w:rPr>
-                <w:rFonts w:ascii="Calibri" w:cs="Calibri" w:eastAsia="Calibri" w:hAnsi="Calibri"/>
-                <w:sz w:val="22"/>
-                <w:szCs w:val="22"/>
-              </w:rPr>
-            </w:pPr>
-            <w:r>
-              <w:rPr>
-                <w:rFonts w:ascii="Calibri" w:cs="Calibri" w:eastAsia="Calibri" w:hAnsi="Calibri"/>
-                <w:sz w:val="22"/>
-                <w:szCs w:val="22"/>
-                <w:rtl w:val="0"/>
-              </w:rPr>
-              <w:t xml:space="preserve">Evidencia de control de versiones</w:t>
-            </w:r>
-          </w:p>
-        </w:tc>
-        <w:tc>
-          <w:tcPr>
-            <w:tcMar>
-              <w:top w:w="100.0" w:type="dxa"/>
-              <w:left w:w="100.0" w:type="dxa"/>
-              <w:bottom w:w="100.0" w:type="dxa"/>
-              <w:right w:w="100.0" w:type="dxa"/>
-            </w:tcMar>
-            <w:vAlign w:val="top"/>
-          </w:tcPr>
-          <w:p>
-            <w:pPr>
-              <w:tabs>
-                <w:tab w:val="center" w:leader="none" w:pos="4419"/>
-                <w:tab w:val="right" w:leader="none" w:pos="8838"/>
-              </w:tabs>
-              <w:jc w:val="both"/>
-              <w:rPr>
-                <w:rFonts w:ascii="Calibri" w:cs="Calibri" w:eastAsia="Calibri" w:hAnsi="Calibri"/>
-                <w:sz w:val="22"/>
-                <w:szCs w:val="22"/>
-              </w:rPr>
-            </w:pPr>
-            <w:r>
-              <w:rPr>
-                <w:rFonts w:ascii="Calibri" w:cs="Calibri" w:eastAsia="Calibri" w:hAnsi="Calibri"/>
-                <w:sz w:val="22"/>
-                <w:szCs w:val="22"/>
-                <w:rtl w:val="0"/>
-              </w:rPr>
-              <w:t xml:space="preserve">Repositorio Git con historial de cambios</w:t>
-            </w:r>
-          </w:p>
-        </w:tc>
-        <w:tc>
-          <w:tcPr>
-            <w:tcMar>
-              <w:top w:w="100.0" w:type="dxa"/>
-              <w:left w:w="100.0" w:type="dxa"/>
-              <w:bottom w:w="100.0" w:type="dxa"/>
-              <w:right w:w="100.0" w:type="dxa"/>
-            </w:tcMar>
-            <w:vAlign w:val="top"/>
-          </w:tcPr>
-          <w:p>
-            <w:pPr>
-              <w:tabs>
-                <w:tab w:val="center" w:leader="none" w:pos="4419"/>
-                <w:tab w:val="right" w:leader="none" w:pos="8838"/>
-              </w:tabs>
-              <w:jc w:val="both"/>
-              <w:rPr>
-                <w:rFonts w:ascii="Calibri" w:cs="Calibri" w:eastAsia="Calibri" w:hAnsi="Calibri"/>
-                <w:sz w:val="22"/>
-                <w:szCs w:val="22"/>
-              </w:rPr>
-            </w:pPr>
-            <w:r>
-              <w:rPr>
-                <w:rFonts w:ascii="Calibri" w:cs="Calibri" w:eastAsia="Calibri" w:hAnsi="Calibri"/>
-                <w:sz w:val="22"/>
-                <w:szCs w:val="22"/>
-                <w:rtl w:val="0"/>
-              </w:rPr>
-              <w:t xml:space="preserve">-</w:t>
-            </w:r>
-          </w:p>
-        </w:tc>
-      </w:tr>
-      <w:tr>
-        <w:trPr>
-          <w:cantSplit w:val="0"/>
-          <w:trHeight w:val="360" w:hRule="atLeast"/>
-          <w:tblHeader w:val="0"/>
-        </w:trPr>
-        <w:tc>
-          <w:tcPr>
-            <w:tcMar>
-              <w:top w:w="100.0" w:type="dxa"/>
-              <w:left w:w="100.0" w:type="dxa"/>
-              <w:bottom w:w="100.0" w:type="dxa"/>
-              <w:right w:w="100.0" w:type="dxa"/>
-            </w:tcMar>
-            <w:vAlign w:val="top"/>
-          </w:tcPr>
-          <w:p>
-            <w:pPr>
-              <w:tabs>
-                <w:tab w:val="center" w:leader="none" w:pos="4419"/>
-                <w:tab w:val="right" w:leader="none" w:pos="8838"/>
-              </w:tabs>
-              <w:jc w:val="center"/>
-              <w:rPr>
-                <w:rFonts w:ascii="Calibri" w:cs="Calibri" w:eastAsia="Calibri" w:hAnsi="Calibri"/>
-                <w:i w:val="1"/>
-                <w:iCs w:val="1"/>
-                <w:sz w:val="18"/>
-                <w:szCs w:val="18"/>
-              </w:rPr>
-            </w:pPr>
-            <w:r>
-              <w:rPr>
-                <w:rFonts w:ascii="Calibri" w:cs="Calibri" w:eastAsia="Calibri" w:hAnsi="Calibri"/>
-                <w:i w:val="1"/>
-                <w:iCs w:val="1"/>
-                <w:sz w:val="18"/>
-                <w:szCs w:val="18"/>
-                <w:rtl w:val="0"/>
-              </w:rPr>
-              <w:t xml:space="preserve">23</w:t>
-            </w:r>
-          </w:p>
-        </w:tc>
-        <w:tc>
-          <w:tcPr>
-            <w:tcMar>
-              <w:top w:w="100.0" w:type="dxa"/>
-              <w:left w:w="100.0" w:type="dxa"/>
-              <w:bottom w:w="100.0" w:type="dxa"/>
-              <w:right w:w="100.0" w:type="dxa"/>
-            </w:tcMar>
-            <w:vAlign w:val="top"/>
-          </w:tcPr>
-          <w:p>
-            <w:pPr>
-              <w:tabs>
-                <w:tab w:val="center" w:leader="none" w:pos="4419"/>
-                <w:tab w:val="right" w:leader="none" w:pos="8838"/>
-              </w:tabs>
-              <w:jc w:val="both"/>
-              <w:rPr>
-                <w:rFonts w:ascii="Calibri" w:cs="Calibri" w:eastAsia="Calibri" w:hAnsi="Calibri"/>
-                <w:sz w:val="22"/>
-                <w:szCs w:val="22"/>
-              </w:rPr>
-            </w:pPr>
-            <w:r>
-              <w:rPr>
-                <w:rFonts w:ascii="Calibri" w:cs="Calibri" w:eastAsia="Calibri" w:hAnsi="Calibri"/>
-                <w:sz w:val="22"/>
-                <w:szCs w:val="22"/>
-                <w:rtl w:val="0"/>
-              </w:rPr>
-              <w:t xml:space="preserve">Presentación final (PPT)</w:t>
-            </w:r>
-          </w:p>
-        </w:tc>
-        <w:tc>
-          <w:tcPr>
-            <w:tcMar>
-              <w:top w:w="100.0" w:type="dxa"/>
-              <w:left w:w="100.0" w:type="dxa"/>
-              <w:bottom w:w="100.0" w:type="dxa"/>
-              <w:right w:w="100.0" w:type="dxa"/>
-            </w:tcMar>
-            <w:vAlign w:val="top"/>
-          </w:tcPr>
-          <w:p>
-            <w:pPr>
-              <w:tabs>
-                <w:tab w:val="center" w:leader="none" w:pos="4419"/>
-                <w:tab w:val="right" w:leader="none" w:pos="8838"/>
-              </w:tabs>
-              <w:jc w:val="both"/>
-              <w:rPr>
-                <w:rFonts w:ascii="Calibri" w:cs="Calibri" w:eastAsia="Calibri" w:hAnsi="Calibri"/>
-                <w:sz w:val="22"/>
-                <w:szCs w:val="22"/>
-              </w:rPr>
-            </w:pPr>
-            <w:r>
-              <w:rPr>
-                <w:rFonts w:ascii="Calibri" w:cs="Calibri" w:eastAsia="Calibri" w:hAnsi="Calibri"/>
-                <w:sz w:val="22"/>
-                <w:szCs w:val="22"/>
-                <w:rtl w:val="0"/>
-              </w:rPr>
-              <w:t xml:space="preserve">Material de defensa (40 minutos)</w:t>
-            </w:r>
-          </w:p>
-        </w:tc>
-        <w:tc>
-          <w:tcPr>
-            <w:tcMar>
-              <w:top w:w="100.0" w:type="dxa"/>
-              <w:left w:w="100.0" w:type="dxa"/>
-              <w:bottom w:w="100.0" w:type="dxa"/>
-              <w:right w:w="100.0" w:type="dxa"/>
-            </w:tcMar>
-            <w:vAlign w:val="top"/>
-          </w:tcPr>
-          <w:p>
-            <w:pPr>
-              <w:tabs>
-                <w:tab w:val="center" w:leader="none" w:pos="4419"/>
-                <w:tab w:val="right" w:leader="none" w:pos="8838"/>
-              </w:tabs>
-              <w:jc w:val="both"/>
-              <w:rPr>
-                <w:rFonts w:ascii="Calibri" w:cs="Calibri" w:eastAsia="Calibri" w:hAnsi="Calibri"/>
-                <w:sz w:val="22"/>
-                <w:szCs w:val="22"/>
-              </w:rPr>
-            </w:pPr>
-            <w:r>
-              <w:rPr>
-                <w:rFonts w:ascii="Calibri" w:cs="Calibri" w:eastAsia="Calibri" w:hAnsi="Calibri"/>
-                <w:sz w:val="22"/>
-                <w:szCs w:val="22"/>
-                <w:rtl w:val="0"/>
-              </w:rPr>
-              <w:t xml:space="preserve">-</w:t>
-            </w:r>
-          </w:p>
-        </w:tc>
-      </w:tr>
-      <w:tr>
-        <w:trPr>
-          <w:cantSplit w:val="0"/>
-          <w:trHeight w:val="360" w:hRule="atLeast"/>
-          <w:tblHeader w:val="0"/>
-        </w:trPr>
-        <w:tc>
-          <w:tcPr>
-            <w:tcMar>
-              <w:top w:w="100.0" w:type="dxa"/>
-              <w:left w:w="100.0" w:type="dxa"/>
-              <w:bottom w:w="100.0" w:type="dxa"/>
-              <w:right w:w="100.0" w:type="dxa"/>
-            </w:tcMar>
-            <w:vAlign w:val="top"/>
-          </w:tcPr>
-          <w:p>
-            <w:pPr>
-              <w:tabs>
-                <w:tab w:val="center" w:leader="none" w:pos="4419"/>
-                <w:tab w:val="right" w:leader="none" w:pos="8838"/>
-              </w:tabs>
-              <w:jc w:val="center"/>
-              <w:rPr>
-                <w:rFonts w:ascii="Calibri" w:cs="Calibri" w:eastAsia="Calibri" w:hAnsi="Calibri"/>
-                <w:i w:val="1"/>
-                <w:iCs w:val="1"/>
-                <w:sz w:val="18"/>
-                <w:szCs w:val="18"/>
-              </w:rPr>
-            </w:pPr>
-            <w:r>
-              <w:rPr>
-                <w:rFonts w:ascii="Calibri" w:cs="Calibri" w:eastAsia="Calibri" w:hAnsi="Calibri"/>
-                <w:i w:val="1"/>
-                <w:iCs w:val="1"/>
-                <w:sz w:val="18"/>
-                <w:szCs w:val="18"/>
-                <w:rtl w:val="0"/>
-              </w:rPr>
-              <w:t xml:space="preserve">24</w:t>
             </w:r>
           </w:p>
         </w:tc>
@@ -37417,12 +36346,12 @@
         <wp:inline distB="0" distT="0" distL="0" distR="0">
           <wp:extent cx="1869144" cy="498662"/>
           <wp:effectExtent b="0" l="0" r="0" t="0"/>
-          <wp:docPr descr="Texto&#10;&#10;Descripción generada automáticamente con confianza media" id="2106009982" name="image5.jpg"/>
+          <wp:docPr descr="Texto  Descripción generada automáticamente con confianza media" id="2106009982" name="image5.jpg"/>
           <a:graphic>
             <a:graphicData uri="http://schemas.openxmlformats.org/drawingml/2006/picture">
               <pic:pic>
                 <pic:nvPicPr>
-                  <pic:cNvPr descr="Texto&#10;&#10;Descripción generada automáticamente con confianza media" id="0" name="image5.jpg"/>
+                  <pic:cNvPr descr="Texto  Descripción generada automáticamente con confianza media" id="0" name="image5.jpg"/>
                   <pic:cNvPicPr preferRelativeResize="0"/>
                 </pic:nvPicPr>
                 <pic:blipFill>
